--- a/resources/systems/procedures/classroom/voice-levels.docx
+++ b/resources/systems/procedures/classroom/voice-levels.docx
@@ -2282,7 +2282,7 @@
           <w:szCs w:val="34"/>
           <w:rtl w:val="0"/>
         </w:rPr>
-        <w:t xml:space="preserve">Teaching Voice Levels: Sample Script</w:t>
+        <w:t>Teaching Voice Levels: Script</w:t>
       </w:r>
       <w:r>
         <w:rPr>
@@ -2310,7 +2310,7 @@
           <w:szCs w:val="18"/>
           <w:rtl w:val="0"/>
         </w:rPr>
-        <w:t xml:space="preserve">This is a sample script.  </w:t>
+        <w:t>Use this script to teach the routine.</w:t>
       </w:r>
       <w:r>
         <w:rPr>
@@ -2320,7 +2320,6 @@
           <w:szCs w:val="18"/>
           <w:rtl w:val="0"/>
         </w:rPr>
-        <w:t xml:space="preserve">It's meant to be taught, not read verbatim — add your own class's language, examples, and personality before you use it. Where you see bracketed choices, swap in your own routine's specifics.</w:t>
       </w:r>
       <w:r>
         <w:rPr>
@@ -2627,7 +2626,7 @@
           <w:szCs w:val="17"/>
           <w:rtl w:val="0"/>
         </w:rPr>
-        <w:t xml:space="preserve">“Level 1 is a whisper — so quiet that only the person right next to you can hear it. Watch. [Turn to an imaginary partner and whisper a line.] This is our voice for independent work time.”</w:t>
+        <w:t>“Level 1 is a whisper — so quiet that only the person right next to you can hear it. Watch. (Turn to a partner and whisper a line.) This is our voice for independent work time.”</w:t>
       </w:r>
       <w:r>
         <w:rPr>
@@ -3152,7 +3151,7 @@
           <w:szCs w:val="17"/>
           <w:rtl w:val="0"/>
         </w:rPr>
-        <w:t xml:space="preserve">“Let's try our first real Level 1 task: [insert your first independent task here].”</w:t>
+        <w:t>“Let's try our first real Level 1 task: the independent work on your desk.”</w:t>
       </w:r>
       <w:r>
         <w:rPr>
@@ -3374,7 +3373,7 @@
           <w:szCs w:val="15"/>
           <w:rtl w:val="0"/>
         </w:rPr>
-        <w:t xml:space="preserve">Personalize before you teach it: swap in your own hand signal, your own bracketed task, and your own voice.</w:t>
+        <w:t>Set before Day 1: the hand signal for each level.</w:t>
       </w:r>
       <w:r>
         <w:rPr>
